--- a/lessons/1-1/homework.docx
+++ b/lessons/1-1/homework.docx
@@ -115,7 +115,7 @@
           <wp:inline distT="0" distB="0" distL="0" distR="0">
             <wp:extent cx="1047750" cy="790575"/>
             <wp:effectExtent t="0" r="0" b="0" l="0"/>
-            <wp:docPr id="1" name="" descr="" title=""/>
+            <wp:docPr id="1" name="doer of math" descr="Picture illustrating the vocabulary word &quot;doer of math&quot;" title="doer of math"/>
             <wp:cNvGraphicFramePr>
               <a:graphicFrameLocks xmlns:a="http://schemas.openxmlformats.org/drawingml/2006/main" noChangeAspect="1"/>
             </wp:cNvGraphicFramePr>
@@ -178,7 +178,7 @@
           <wp:inline distT="0" distB="0" distL="0" distR="0">
             <wp:extent cx="1047750" cy="790575"/>
             <wp:effectExtent t="0" r="0" b="0" l="0"/>
-            <wp:docPr id="1" name="" descr="" title=""/>
+            <wp:docPr id="1" name="math story" descr="Picture illustrating the vocabulary word &quot;math story&quot;" title="math story"/>
             <wp:cNvGraphicFramePr>
               <a:graphicFrameLocks xmlns:a="http://schemas.openxmlformats.org/drawingml/2006/main" noChangeAspect="1"/>
             </wp:cNvGraphicFramePr>
@@ -241,7 +241,7 @@
           <wp:inline distT="0" distB="0" distL="0" distR="0">
             <wp:extent cx="1047750" cy="790575"/>
             <wp:effectExtent t="0" r="0" b="0" l="0"/>
-            <wp:docPr id="1" name="" descr="" title=""/>
+            <wp:docPr id="1" name="strength" descr="Picture illustrating the vocabulary word &quot;strength&quot;" title="strength"/>
             <wp:cNvGraphicFramePr>
               <a:graphicFrameLocks xmlns:a="http://schemas.openxmlformats.org/drawingml/2006/main" noChangeAspect="1"/>
             </wp:cNvGraphicFramePr>
@@ -304,7 +304,7 @@
           <wp:inline distT="0" distB="0" distL="0" distR="0">
             <wp:extent cx="1047750" cy="790575"/>
             <wp:effectExtent t="0" r="0" b="0" l="0"/>
-            <wp:docPr id="1" name="" descr="" title=""/>
+            <wp:docPr id="1" name="decompose" descr="Picture illustrating the vocabulary word &quot;decompose&quot;" title="decompose"/>
             <wp:cNvGraphicFramePr>
               <a:graphicFrameLocks xmlns:a="http://schemas.openxmlformats.org/drawingml/2006/main" noChangeAspect="1"/>
             </wp:cNvGraphicFramePr>
@@ -367,7 +367,7 @@
           <wp:inline distT="0" distB="0" distL="0" distR="0">
             <wp:extent cx="1047750" cy="790575"/>
             <wp:effectExtent t="0" r="0" b="0" l="0"/>
-            <wp:docPr id="1" name="" descr="" title=""/>
+            <wp:docPr id="1" name="estimate" descr="Picture illustrating the vocabulary word &quot;estimate&quot;" title="estimate"/>
             <wp:cNvGraphicFramePr>
               <a:graphicFrameLocks xmlns:a="http://schemas.openxmlformats.org/drawingml/2006/main" noChangeAspect="1"/>
             </wp:cNvGraphicFramePr>
@@ -461,7 +461,7 @@
         <w:spacing w:after="40" w:before="0"/>
       </w:pPr>
       <w:r>
-        <w:t xml:space="preserve">     A. About 80</w:t>
+        <w:t xml:space="preserve">     A. About 5</w:t>
       </w:r>
     </w:p>
     <w:p>
@@ -477,7 +477,7 @@
         <w:spacing w:after="40" w:before="0"/>
       </w:pPr>
       <w:r>
-        <w:t xml:space="preserve">     C. About 5</w:t>
+        <w:t xml:space="preserve">     C. About 80</w:t>
       </w:r>
     </w:p>
     <w:p>
@@ -516,31 +516,31 @@
         <w:spacing w:after="40" w:before="0"/>
       </w:pPr>
       <w:r>
-        <w:t xml:space="preserve">     A. 70 + 8.5</w:t>
-      </w:r>
-    </w:p>
-    <w:p>
-      <w:pPr>
-        <w:spacing w:after="40" w:before="0"/>
-      </w:pPr>
-      <w:r>
-        <w:t xml:space="preserve">     B. 70 + 8.05</w:t>
-      </w:r>
-    </w:p>
-    <w:p>
-      <w:pPr>
-        <w:spacing w:after="40" w:before="0"/>
-      </w:pPr>
-      <w:r>
-        <w:t xml:space="preserve">     C. 78 + 5</w:t>
-      </w:r>
-    </w:p>
-    <w:p>
-      <w:pPr>
-        <w:spacing w:after="40" w:before="0"/>
-      </w:pPr>
-      <w:r>
-        <w:t xml:space="preserve">     D. 7 + 8.5</w:t>
+        <w:t xml:space="preserve">     A. 7 + 8.5</w:t>
+      </w:r>
+    </w:p>
+    <w:p>
+      <w:pPr>
+        <w:spacing w:after="40" w:before="0"/>
+      </w:pPr>
+      <w:r>
+        <w:t xml:space="preserve">     B. 70 + 8.5</w:t>
+      </w:r>
+    </w:p>
+    <w:p>
+      <w:pPr>
+        <w:spacing w:after="40" w:before="0"/>
+      </w:pPr>
+      <w:r>
+        <w:t xml:space="preserve">     C. 70 + 8.05</w:t>
+      </w:r>
+    </w:p>
+    <w:p>
+      <w:pPr>
+        <w:spacing w:after="40" w:before="0"/>
+      </w:pPr>
+      <w:r>
+        <w:t xml:space="preserve">     D. 78 + 5</w:t>
       </w:r>
     </w:p>
     <w:p>
@@ -571,31 +571,31 @@
         <w:spacing w:after="40" w:before="0"/>
       </w:pPr>
       <w:r>
-        <w:t xml:space="preserve">     A. 39.25 × 2</w:t>
-      </w:r>
-    </w:p>
-    <w:p>
-      <w:pPr>
-        <w:spacing w:after="40" w:before="0"/>
-      </w:pPr>
-      <w:r>
-        <w:t xml:space="preserve">     B. 39.25 × 3</w:t>
-      </w:r>
-    </w:p>
-    <w:p>
-      <w:pPr>
-        <w:spacing w:after="40" w:before="0"/>
-      </w:pPr>
-      <w:r>
-        <w:t xml:space="preserve">     C. 78.5 × 2</w:t>
-      </w:r>
-    </w:p>
-    <w:p>
-      <w:pPr>
-        <w:spacing w:after="40" w:before="0"/>
-      </w:pPr>
-      <w:r>
-        <w:t xml:space="preserve">     D. 39 × 2</w:t>
+        <w:t xml:space="preserve">     A. 39 × 2</w:t>
+      </w:r>
+    </w:p>
+    <w:p>
+      <w:pPr>
+        <w:spacing w:after="40" w:before="0"/>
+      </w:pPr>
+      <w:r>
+        <w:t xml:space="preserve">     B. 39.25 × 2</w:t>
+      </w:r>
+    </w:p>
+    <w:p>
+      <w:pPr>
+        <w:spacing w:after="40" w:before="0"/>
+      </w:pPr>
+      <w:r>
+        <w:t xml:space="preserve">     C. 39.25 × 3</w:t>
+      </w:r>
+    </w:p>
+    <w:p>
+      <w:pPr>
+        <w:spacing w:after="40" w:before="0"/>
+      </w:pPr>
+      <w:r>
+        <w:t xml:space="preserve">     D. 78.5 × 2</w:t>
       </w:r>
     </w:p>
     <w:p>
@@ -626,7 +626,7 @@
         <w:spacing w:after="40" w:before="0"/>
       </w:pPr>
       <w:r>
-        <w:t xml:space="preserve">     A. About 468</w:t>
+        <w:t xml:space="preserve">     A. About 13</w:t>
       </w:r>
     </w:p>
     <w:p>
@@ -642,7 +642,7 @@
         <w:spacing w:after="40" w:before="0"/>
       </w:pPr>
       <w:r>
-        <w:t xml:space="preserve">     C. About 13</w:t>
+        <w:t xml:space="preserve">     C. About 468</w:t>
       </w:r>
     </w:p>
     <w:p>
@@ -673,7 +673,7 @@
           <w:b/>
           <w:bCs/>
         </w:rPr>
-        <w:t xml:space="preserve">5. </w:t>
+        <w:t xml:space="preserve">5. Describe three different situations where you use math in your life. Say how the math is the SAME in each one.</w:t>
       </w:r>
     </w:p>
     <w:p>
@@ -737,23 +737,23 @@
         <w:spacing w:after="40" w:before="0"/>
       </w:pPr>
       <w:r>
-        <w:t xml:space="preserve">     A. Everyone is a doer of math, and we do it in different ways</w:t>
-      </w:r>
-    </w:p>
-    <w:p>
-      <w:pPr>
-        <w:spacing w:after="40" w:before="0"/>
-      </w:pPr>
-      <w:r>
-        <w:t xml:space="preserve">     B. Only people who are fast at math are doers of math</w:t>
-      </w:r>
-    </w:p>
-    <w:p>
-      <w:pPr>
-        <w:spacing w:after="40" w:before="0"/>
-      </w:pPr>
-      <w:r>
-        <w:t xml:space="preserve">     C. Math only counts when it happens in a classroom</w:t>
+        <w:t xml:space="preserve">     A. Only people who are fast at math are doers of math</w:t>
+      </w:r>
+    </w:p>
+    <w:p>
+      <w:pPr>
+        <w:spacing w:after="40" w:before="0"/>
+      </w:pPr>
+      <w:r>
+        <w:t xml:space="preserve">     B. Math only counts when it happens in a classroom</w:t>
+      </w:r>
+    </w:p>
+    <w:p>
+      <w:pPr>
+        <w:spacing w:after="40" w:before="0"/>
+      </w:pPr>
+      <w:r>
+        <w:t xml:space="preserve">     C. Everyone is a doer of math, and we do it in different ways</w:t>
       </w:r>
     </w:p>
     <w:p>
@@ -784,7 +784,7 @@
           <w:b/>
           <w:bCs/>
         </w:rPr>
-        <w:t xml:space="preserve">7. </w:t>
+        <w:t xml:space="preserve">7. Ask a family member, classmate, or trusted adult about their math story. How is it different from yours? Working alone: compare your math story now with an earlier memory.</w:t>
       </w:r>
     </w:p>
     <w:p>
@@ -848,23 +848,23 @@
         <w:spacing w:after="40" w:before="0"/>
       </w:pPr>
       <w:r>
-        <w:t xml:space="preserve">     A. Yes — it was close enough to plan with</w:t>
-      </w:r>
-    </w:p>
-    <w:p>
-      <w:pPr>
-        <w:spacing w:after="40" w:before="0"/>
-      </w:pPr>
-      <w:r>
-        <w:t xml:space="preserve">     B. No — an estimate is only useful if it is exact</w:t>
-      </w:r>
-    </w:p>
-    <w:p>
-      <w:pPr>
-        <w:spacing w:after="40" w:before="0"/>
-      </w:pPr>
-      <w:r>
-        <w:t xml:space="preserve">     C. No — you should never estimate</w:t>
+        <w:t xml:space="preserve">     A. No — an estimate is only useful if it is exact</w:t>
+      </w:r>
+    </w:p>
+    <w:p>
+      <w:pPr>
+        <w:spacing w:after="40" w:before="0"/>
+      </w:pPr>
+      <w:r>
+        <w:t xml:space="preserve">     B. No — you should never estimate</w:t>
+      </w:r>
+    </w:p>
+    <w:p>
+      <w:pPr>
+        <w:spacing w:after="40" w:before="0"/>
+      </w:pPr>
+      <w:r>
+        <w:t xml:space="preserve">     C. Yes — it was close enough to plan with</w:t>
       </w:r>
     </w:p>
     <w:p>
@@ -895,7 +895,7 @@
           <w:b/>
           <w:bCs/>
         </w:rPr>
-        <w:t xml:space="preserve">9. </w:t>
+        <w:t xml:space="preserve">9. What do you want math to be like for you this year?</w:t>
       </w:r>
     </w:p>
     <w:p>
@@ -931,6 +931,226 @@
         <w:t xml:space="preserve">______________________________________________________________________</w:t>
       </w:r>
     </w:p>
+    <w:p>
+      <w:pPr>
+        <w:spacing w:after="60" w:before="120"/>
+      </w:pPr>
+      <w:r>
+        <w:rPr>
+          <w:color w:val="BBBBBB"/>
+        </w:rPr>
+        <w:t xml:space="preserve">______________________________________________________________________</w:t>
+      </w:r>
+    </w:p>
+    <w:p>
+      <w:pPr>
+        <w:spacing w:after="80" w:before="0"/>
+      </w:pPr>
+      <w:r>
+        <w:rPr>
+          <w:b/>
+          <w:bCs/>
+        </w:rPr>
+        <w:t xml:space="preserve">10. Use mental math to complete each Ferris wheel estimate.</w:t>
+      </w:r>
+    </w:p>
+    <w:tbl>
+      <w:tblPr>
+        <w:tblW w:type="pct" w:w="100%"/>
+        <w:tblBorders>
+          <w:top w:val="single" w:color="auto" w:sz="4"/>
+          <w:left w:val="single" w:color="auto" w:sz="4"/>
+          <w:bottom w:val="single" w:color="auto" w:sz="4"/>
+          <w:right w:val="single" w:color="auto" w:sz="4"/>
+          <w:insideH w:val="single" w:color="auto" w:sz="4"/>
+          <w:insideV w:val="single" w:color="auto" w:sz="4"/>
+        </w:tblBorders>
+      </w:tblPr>
+      <w:tblGrid>
+        <w:gridCol w:w="100"/>
+        <w:gridCol w:w="100"/>
+        <w:gridCol w:w="100"/>
+      </w:tblGrid>
+      <w:tr>
+        <w:trPr>
+          <w:tblHeader/>
+        </w:trPr>
+        <w:tc>
+          <w:tcPr>
+            <w:tcW w:type="pct" w:w="33%"/>
+          </w:tcPr>
+          <w:p>
+            <w:r>
+              <w:rPr>
+                <w:b/>
+                <w:bCs/>
+              </w:rPr>
+              <w:t xml:space="preserve">Situation</w:t>
+            </w:r>
+          </w:p>
+        </w:tc>
+        <w:tc>
+          <w:tcPr>
+            <w:tcW w:type="pct" w:w="33%"/>
+          </w:tcPr>
+          <w:p>
+            <w:r>
+              <w:rPr>
+                <w:b/>
+                <w:bCs/>
+              </w:rPr>
+              <w:t xml:space="preserve">Estimate</w:t>
+            </w:r>
+          </w:p>
+        </w:tc>
+        <w:tc>
+          <w:tcPr>
+            <w:tcW w:type="pct" w:w="33%"/>
+          </w:tcPr>
+          <w:p>
+            <w:r>
+              <w:rPr>
+                <w:b/>
+                <w:bCs/>
+              </w:rPr>
+              <w:t xml:space="preserve">Answer</w:t>
+            </w:r>
+          </w:p>
+        </w:tc>
+      </w:tr>
+      <w:tr>
+        <w:tc>
+          <w:tcPr>
+            <w:tcW w:type="pct" w:w="33%"/>
+          </w:tcPr>
+          <w:p>
+            <w:r>
+              <w:rPr>
+                <w:b w:val="false"/>
+                <w:bCs w:val="false"/>
+              </w:rPr>
+              <w:t xml:space="preserve">20 cars, each holding about 4 riders</w:t>
+            </w:r>
+          </w:p>
+        </w:tc>
+        <w:tc>
+          <w:tcPr>
+            <w:tcW w:type="pct" w:w="33%"/>
+          </w:tcPr>
+          <w:p>
+            <w:r>
+              <w:rPr>
+                <w:b w:val="false"/>
+                <w:bCs w:val="false"/>
+              </w:rPr>
+              <w:t xml:space="preserve">20 × 4</w:t>
+            </w:r>
+          </w:p>
+        </w:tc>
+        <w:tc>
+          <w:tcPr>
+            <w:tcW w:type="pct" w:w="33%"/>
+          </w:tcPr>
+          <w:p>
+            <w:r>
+              <w:rPr>
+                <w:b w:val="false"/>
+                <w:bCs w:val="false"/>
+              </w:rPr>
+              <w:t xml:space="preserve"> </w:t>
+            </w:r>
+          </w:p>
+        </w:tc>
+      </w:tr>
+      <w:tr>
+        <w:tc>
+          <w:tcPr>
+            <w:tcW w:type="pct" w:w="33%"/>
+          </w:tcPr>
+          <w:p>
+            <w:r>
+              <w:rPr>
+                <w:b w:val="false"/>
+                <w:bCs w:val="false"/>
+              </w:rPr>
+              <w:t xml:space="preserve">About 80 riders each turn, 6 turns in an hour</w:t>
+            </w:r>
+          </w:p>
+        </w:tc>
+        <w:tc>
+          <w:tcPr>
+            <w:tcW w:type="pct" w:w="33%"/>
+          </w:tcPr>
+          <w:p>
+            <w:r>
+              <w:rPr>
+                <w:b w:val="false"/>
+                <w:bCs w:val="false"/>
+              </w:rPr>
+              <w:t xml:space="preserve">80 × 6</w:t>
+            </w:r>
+          </w:p>
+        </w:tc>
+        <w:tc>
+          <w:tcPr>
+            <w:tcW w:type="pct" w:w="33%"/>
+          </w:tcPr>
+          <w:p>
+            <w:r>
+              <w:rPr>
+                <w:b w:val="false"/>
+                <w:bCs w:val="false"/>
+              </w:rPr>
+              <w:t xml:space="preserve"> </w:t>
+            </w:r>
+          </w:p>
+        </w:tc>
+      </w:tr>
+      <w:tr>
+        <w:tc>
+          <w:tcPr>
+            <w:tcW w:type="pct" w:w="33%"/>
+          </w:tcPr>
+          <w:p>
+            <w:r>
+              <w:rPr>
+                <w:b w:val="false"/>
+                <w:bCs w:val="false"/>
+              </w:rPr>
+              <w:t xml:space="preserve">About 480 riders each hour, for 2 hours</w:t>
+            </w:r>
+          </w:p>
+        </w:tc>
+        <w:tc>
+          <w:tcPr>
+            <w:tcW w:type="pct" w:w="33%"/>
+          </w:tcPr>
+          <w:p>
+            <w:r>
+              <w:rPr>
+                <w:b w:val="false"/>
+                <w:bCs w:val="false"/>
+              </w:rPr>
+              <w:t xml:space="preserve">480 × 2</w:t>
+            </w:r>
+          </w:p>
+        </w:tc>
+        <w:tc>
+          <w:tcPr>
+            <w:tcW w:type="pct" w:w="33%"/>
+          </w:tcPr>
+          <w:p>
+            <w:r>
+              <w:rPr>
+                <w:b w:val="false"/>
+                <w:bCs w:val="false"/>
+              </w:rPr>
+              <w:t xml:space="preserve"> </w:t>
+            </w:r>
+          </w:p>
+        </w:tc>
+      </w:tr>
+    </w:tbl>
     <w:p>
       <w:pPr>
         <w:spacing w:after="60" w:before="120"/>
@@ -969,7 +1189,7 @@
           <w:b/>
           <w:bCs/>
         </w:rPr>
-        <w:t xml:space="preserve">1. A. About 80</w:t>
+        <w:t xml:space="preserve">1. C. About 80</w:t>
       </w:r>
     </w:p>
     <w:p>
@@ -1001,7 +1221,7 @@
           <w:b/>
           <w:bCs/>
         </w:rPr>
-        <w:t xml:space="preserve">2. A. 70 + 8.5</w:t>
+        <w:t xml:space="preserve">2. B. 70 + 8.5</w:t>
       </w:r>
     </w:p>
     <w:p>
@@ -1033,7 +1253,7 @@
           <w:b/>
           <w:bCs/>
         </w:rPr>
-        <w:t xml:space="preserve">3. A. 39.25 × 2</w:t>
+        <w:t xml:space="preserve">3. B. 39.25 × 2</w:t>
       </w:r>
     </w:p>
     <w:p>
@@ -1065,7 +1285,7 @@
           <w:b/>
           <w:bCs/>
         </w:rPr>
-        <w:t xml:space="preserve">4. A. About 468</w:t>
+        <w:t xml:space="preserve">4. C. About 468</w:t>
       </w:r>
     </w:p>
     <w:p>
@@ -1109,7 +1329,7 @@
           <w:b/>
           <w:bCs/>
         </w:rPr>
-        <w:t xml:space="preserve">6. A. Everyone is a doer of math, and we do it in different ways</w:t>
+        <w:t xml:space="preserve">6. C. Everyone is a doer of math, and we do it in different ways</w:t>
       </w:r>
     </w:p>
     <w:p>
@@ -1153,7 +1373,7 @@
           <w:b/>
           <w:bCs/>
         </w:rPr>
-        <w:t xml:space="preserve">8. A. Yes — it was close enough to plan with</w:t>
+        <w:t xml:space="preserve">8. C. Yes — it was close enough to plan with</w:t>
       </w:r>
     </w:p>
     <w:p>
@@ -1186,6 +1406,50 @@
           <w:bCs/>
         </w:rPr>
         <w:t xml:space="preserve">9. Open response — answers will vary.</w:t>
+      </w:r>
+    </w:p>
+    <w:p>
+      <w:pPr>
+        <w:spacing w:after="40" w:before="0"/>
+      </w:pPr>
+      <w:r>
+        <w:rPr>
+          <w:b/>
+          <w:bCs/>
+        </w:rPr>
+        <w:t xml:space="preserve">10. Use mental math to complete each Ferris wheel estimate.</w:t>
+      </w:r>
+    </w:p>
+    <w:p>
+      <w:pPr>
+        <w:spacing w:after="20" w:before="0"/>
+      </w:pPr>
+      <w:r>
+        <w:t xml:space="preserve">      → 80</w:t>
+      </w:r>
+    </w:p>
+    <w:p>
+      <w:pPr>
+        <w:spacing w:after="20" w:before="0"/>
+      </w:pPr>
+      <w:r>
+        <w:t xml:space="preserve">      → 480</w:t>
+      </w:r>
+    </w:p>
+    <w:p>
+      <w:pPr>
+        <w:spacing w:after="20" w:before="0"/>
+      </w:pPr>
+      <w:r>
+        <w:t xml:space="preserve">      → 960</w:t>
+      </w:r>
+    </w:p>
+    <w:p>
+      <w:pPr>
+        <w:spacing w:after="40" w:before="0"/>
+      </w:pPr>
+      <w:r>
+        <w:t xml:space="preserve"/>
       </w:r>
     </w:p>
     <w:sectPr>
@@ -1374,7 +1638,14 @@
 <file path=word/styles.xml><?xml version="1.0" encoding="utf-8"?>
 <w:styles xmlns:mc="http://schemas.openxmlformats.org/markup-compatibility/2006" xmlns:r="http://schemas.openxmlformats.org/officeDocument/2006/relationships" xmlns:w="http://schemas.openxmlformats.org/wordprocessingml/2006/main" xmlns:w14="http://schemas.microsoft.com/office/word/2010/wordml" xmlns:w15="http://schemas.microsoft.com/office/word/2012/wordml" mc:Ignorable="w14 w15">
   <w:docDefaults>
-    <w:rPrDefault/>
+    <w:rPrDefault>
+      <w:rPr>
+        <w:rFonts w:ascii="Arial" w:cs="Arial" w:eastAsia="Arial" w:hAnsi="Arial"/>
+        <w:sz w:val="22"/>
+        <w:szCs w:val="22"/>
+        <w:lang w:val="en-US"/>
+      </w:rPr>
+    </w:rPrDefault>
     <w:pPrDefault/>
   </w:docDefaults>
   <w:style w:type="paragraph" w:styleId="Title">
@@ -1392,10 +1663,16 @@
     <w:basedOn w:val="Normal"/>
     <w:next w:val="Normal"/>
     <w:qFormat/>
+    <w:pPr>
+      <w:keepNext/>
+    </w:pPr>
     <w:rPr>
-      <w:color w:val="2E74B5"/>
-      <w:sz w:val="32"/>
-      <w:szCs w:val="32"/>
+      <w:rFonts w:ascii="Arial" w:cs="Arial" w:eastAsia="Arial" w:hAnsi="Arial"/>
+      <w:b/>
+      <w:bCs/>
+      <w:color w:val="183E56"/>
+      <w:sz w:val="34"/>
+      <w:szCs w:val="34"/>
     </w:rPr>
   </w:style>
   <w:style w:type="paragraph" w:styleId="Heading2">
@@ -1403,8 +1680,14 @@
     <w:basedOn w:val="Normal"/>
     <w:next w:val="Normal"/>
     <w:qFormat/>
+    <w:pPr>
+      <w:keepNext/>
+    </w:pPr>
     <w:rPr>
-      <w:color w:val="2E74B5"/>
+      <w:rFonts w:ascii="Arial" w:cs="Arial" w:eastAsia="Arial" w:hAnsi="Arial"/>
+      <w:b/>
+      <w:bCs/>
+      <w:color w:val="176B70"/>
       <w:sz w:val="26"/>
       <w:szCs w:val="26"/>
     </w:rPr>

--- a/lessons/1-1/homework.docx
+++ b/lessons/1-1/homework.docx
@@ -1160,296 +1160,6 @@
           <w:color w:val="BBBBBB"/>
         </w:rPr>
         <w:t xml:space="preserve">______________________________________________________________________</w:t>
-      </w:r>
-    </w:p>
-    <w:p>
-      <w:r>
-        <w:br w:type="page"/>
-      </w:r>
-    </w:p>
-    <w:p>
-      <w:pPr>
-        <w:pStyle w:val="Heading1"/>
-        <w:spacing w:after="120"/>
-      </w:pPr>
-      <w:r>
-        <w:rPr>
-          <w:b/>
-          <w:bCs/>
-        </w:rPr>
-        <w:t xml:space="preserve">Answer Key (Teacher)</w:t>
-      </w:r>
-    </w:p>
-    <w:p>
-      <w:pPr>
-        <w:spacing w:after="40" w:before="0"/>
-      </w:pPr>
-      <w:r>
-        <w:rPr>
-          <w:b/>
-          <w:bCs/>
-        </w:rPr>
-        <w:t xml:space="preserve">1. C. About 80</w:t>
-      </w:r>
-    </w:p>
-    <w:p>
-      <w:pPr>
-        <w:spacing w:after="20" w:before="0"/>
-      </w:pPr>
-      <w:r>
-        <w:t xml:space="preserve">     20 cars with about 4 riders each is 20 × 4, which is about 80 people.</w:t>
-      </w:r>
-    </w:p>
-    <w:p>
-      <w:pPr>
-        <w:spacing w:after="80" w:before="0"/>
-      </w:pPr>
-      <w:r>
-        <w:rPr>
-          <w:i/>
-          <w:iCs/>
-        </w:rPr>
-        <w:t xml:space="preserve">     Watch for: Believing that 'doing math' only counts when it happens on paper in a classroom.</w:t>
-      </w:r>
-    </w:p>
-    <w:p>
-      <w:pPr>
-        <w:spacing w:after="40" w:before="0"/>
-      </w:pPr>
-      <w:r>
-        <w:rPr>
-          <w:b/>
-          <w:bCs/>
-        </w:rPr>
-        <w:t xml:space="preserve">2. B. 70 + 8.5</w:t>
-      </w:r>
-    </w:p>
-    <w:p>
-      <w:pPr>
-        <w:spacing w:after="20" w:before="0"/>
-      </w:pPr>
-      <w:r>
-        <w:t xml:space="preserve">     70 + 8.5 = 78.5. Decomposing means the parts must add back to the original number.</w:t>
-      </w:r>
-    </w:p>
-    <w:p>
-      <w:pPr>
-        <w:spacing w:after="80" w:before="0"/>
-      </w:pPr>
-      <w:r>
-        <w:rPr>
-          <w:i/>
-          <w:iCs/>
-        </w:rPr>
-        <w:t xml:space="preserve">     Watch for: Believing that 'doing math' only counts when it happens on paper in a classroom.</w:t>
-      </w:r>
-    </w:p>
-    <w:p>
-      <w:pPr>
-        <w:spacing w:after="40" w:before="0"/>
-      </w:pPr>
-      <w:r>
-        <w:rPr>
-          <w:b/>
-          <w:bCs/>
-        </w:rPr>
-        <w:t xml:space="preserve">3. B. 39.25 × 2</w:t>
-      </w:r>
-    </w:p>
-    <w:p>
-      <w:pPr>
-        <w:spacing w:after="20" w:before="0"/>
-      </w:pPr>
-      <w:r>
-        <w:t xml:space="preserve">     39.25 × 2 = 78.5, so halving and doubling is another way to break the number apart.</w:t>
-      </w:r>
-    </w:p>
-    <w:p>
-      <w:pPr>
-        <w:spacing w:after="80" w:before="0"/>
-      </w:pPr>
-      <w:r>
-        <w:rPr>
-          <w:i/>
-          <w:iCs/>
-        </w:rPr>
-        <w:t xml:space="preserve">     Watch for: Believing that 'doing math' only counts when it happens on paper in a classroom.</w:t>
-      </w:r>
-    </w:p>
-    <w:p>
-      <w:pPr>
-        <w:spacing w:after="40" w:before="0"/>
-      </w:pPr>
-      <w:r>
-        <w:rPr>
-          <w:b/>
-          <w:bCs/>
-        </w:rPr>
-        <w:t xml:space="preserve">4. C. About 468</w:t>
-      </w:r>
-    </w:p>
-    <w:p>
-      <w:pPr>
-        <w:spacing w:after="20" w:before="0"/>
-      </w:pPr>
-      <w:r>
-        <w:t xml:space="preserve">     78 riders on each of 6 turns is 78 × 6 = 468 riders in an hour.</w:t>
-      </w:r>
-    </w:p>
-    <w:p>
-      <w:pPr>
-        <w:spacing w:after="80" w:before="0"/>
-      </w:pPr>
-      <w:r>
-        <w:rPr>
-          <w:i/>
-          <w:iCs/>
-        </w:rPr>
-        <w:t xml:space="preserve">     Watch for: Believing that 'doing math' only counts when it happens on paper in a classroom.</w:t>
-      </w:r>
-    </w:p>
-    <w:p>
-      <w:pPr>
-        <w:spacing w:after="40" w:before="0"/>
-      </w:pPr>
-      <w:r>
-        <w:rPr>
-          <w:b/>
-          <w:bCs/>
-        </w:rPr>
-        <w:t xml:space="preserve">5. Open response — answers will vary.</w:t>
-      </w:r>
-    </w:p>
-    <w:p>
-      <w:pPr>
-        <w:spacing w:after="40" w:before="0"/>
-      </w:pPr>
-      <w:r>
-        <w:rPr>
-          <w:b/>
-          <w:bCs/>
-        </w:rPr>
-        <w:t xml:space="preserve">6. C. Everyone is a doer of math, and we do it in different ways</w:t>
-      </w:r>
-    </w:p>
-    <w:p>
-      <w:pPr>
-        <w:spacing w:after="20" w:before="0"/>
-      </w:pPr>
-      <w:r>
-        <w:t xml:space="preserve">     The lesson's whole point is that everyone already does math, differently, and sharing those differences helps everyone.</w:t>
-      </w:r>
-    </w:p>
-    <w:p>
-      <w:pPr>
-        <w:spacing w:after="80" w:before="0"/>
-      </w:pPr>
-      <w:r>
-        <w:rPr>
-          <w:i/>
-          <w:iCs/>
-        </w:rPr>
-        <w:t xml:space="preserve">     Watch for: Believing that 'doing math' only counts when it happens on paper in a classroom.</w:t>
-      </w:r>
-    </w:p>
-    <w:p>
-      <w:pPr>
-        <w:spacing w:after="40" w:before="0"/>
-      </w:pPr>
-      <w:r>
-        <w:rPr>
-          <w:b/>
-          <w:bCs/>
-        </w:rPr>
-        <w:t xml:space="preserve">7. Open response — answers will vary.</w:t>
-      </w:r>
-    </w:p>
-    <w:p>
-      <w:pPr>
-        <w:spacing w:after="40" w:before="0"/>
-      </w:pPr>
-      <w:r>
-        <w:rPr>
-          <w:b/>
-          <w:bCs/>
-        </w:rPr>
-        <w:t xml:space="preserve">8. C. Yes — it was close enough to plan with</w:t>
-      </w:r>
-    </w:p>
-    <w:p>
-      <w:pPr>
-        <w:spacing w:after="20" w:before="0"/>
-      </w:pPr>
-      <w:r>
-        <w:t xml:space="preserve">     80 and 78 are close enough for planning, which is exactly what an estimate is for.</w:t>
-      </w:r>
-    </w:p>
-    <w:p>
-      <w:pPr>
-        <w:spacing w:after="80" w:before="0"/>
-      </w:pPr>
-      <w:r>
-        <w:rPr>
-          <w:i/>
-          <w:iCs/>
-        </w:rPr>
-        <w:t xml:space="preserve">     Watch for: Believing that 'doing math' only counts when it happens on paper in a classroom.</w:t>
-      </w:r>
-    </w:p>
-    <w:p>
-      <w:pPr>
-        <w:spacing w:after="40" w:before="0"/>
-      </w:pPr>
-      <w:r>
-        <w:rPr>
-          <w:b/>
-          <w:bCs/>
-        </w:rPr>
-        <w:t xml:space="preserve">9. Open response — answers will vary.</w:t>
-      </w:r>
-    </w:p>
-    <w:p>
-      <w:pPr>
-        <w:spacing w:after="40" w:before="0"/>
-      </w:pPr>
-      <w:r>
-        <w:rPr>
-          <w:b/>
-          <w:bCs/>
-        </w:rPr>
-        <w:t xml:space="preserve">10. Use mental math to complete each Ferris wheel estimate.</w:t>
-      </w:r>
-    </w:p>
-    <w:p>
-      <w:pPr>
-        <w:spacing w:after="20" w:before="0"/>
-      </w:pPr>
-      <w:r>
-        <w:t xml:space="preserve">      → 80</w:t>
-      </w:r>
-    </w:p>
-    <w:p>
-      <w:pPr>
-        <w:spacing w:after="20" w:before="0"/>
-      </w:pPr>
-      <w:r>
-        <w:t xml:space="preserve">      → 480</w:t>
-      </w:r>
-    </w:p>
-    <w:p>
-      <w:pPr>
-        <w:spacing w:after="20" w:before="0"/>
-      </w:pPr>
-      <w:r>
-        <w:t xml:space="preserve">      → 960</w:t>
-      </w:r>
-    </w:p>
-    <w:p>
-      <w:pPr>
-        <w:spacing w:after="40" w:before="0"/>
-      </w:pPr>
-      <w:r>
-        <w:t xml:space="preserve"/>
       </w:r>
     </w:p>
     <w:sectPr>
